--- a/Fase 2/Evidencias Proyecto/Evidencias de Documentación/Planificación Inicial/EDT e Hitos de Desarrollo - TTDH Automation.docx
+++ b/Fase 2/Evidencias Proyecto/Evidencias de Documentación/Planificación Inicial/EDT e Hitos de Desarrollo - TTDH Automation.docx
@@ -151,7 +151,7 @@
         <w:rPr>
           <w:rtl w:val="0"/>
         </w:rPr>
-        <w:t xml:space="preserve">1.1.1. Levantamiento de requerimientos (RF01 a RF11)</w:t>
+        <w:t>1.1.1. Levantamiento de requerimientos (RF01 a RF12)</w:t>
       </w:r>
     </w:p>
     <w:p>
@@ -248,7 +248,7 @@
         <w:rPr>
           <w:rtl w:val="0"/>
         </w:rPr>
-        <w:t xml:space="preserve">1.2.1. Implementación del ETL</w:t>
+        <w:t>1.2.1. Recepción por correo y extracción de documentos (OCR/IA)</w:t>
       </w:r>
     </w:p>
     <w:p>
@@ -263,7 +263,7 @@
         <w:rPr>
           <w:rtl w:val="0"/>
         </w:rPr>
-        <w:t xml:space="preserve">1.2.2. Implementación de validaciones y reglas de negocio</w:t>
+        <w:t>1.2.2. Implementación del ETL</w:t>
       </w:r>
     </w:p>
     <w:p>
@@ -278,7 +278,7 @@
         <w:rPr>
           <w:rtl w:val="0"/>
         </w:rPr>
-        <w:t xml:space="preserve">1.2.3. Comparación histórica y trazabilidad</w:t>
+        <w:t>1.2.3. Implementación de validaciones y reglas de negocio</w:t>
       </w:r>
     </w:p>
     <w:p>
@@ -293,7 +293,7 @@
         <w:rPr>
           <w:rtl w:val="0"/>
         </w:rPr>
-        <w:t xml:space="preserve">1.2.4. Implementación del componente de IA</w:t>
+        <w:t>1.2.4. Comparación histórica y trazabilidad</w:t>
       </w:r>
     </w:p>
     <w:p>
@@ -308,7 +308,7 @@
         <w:rPr>
           <w:rtl w:val="0"/>
         </w:rPr>
-        <w:t xml:space="preserve">1.2.5. Desarrollo de dashboard y monitoreo</w:t>
+        <w:t>1.2.5. Implementación del componente de IA (detección de anomalías)</w:t>
       </w:r>
     </w:p>
     <w:p>
@@ -323,7 +323,7 @@
         <w:rPr>
           <w:rtl w:val="0"/>
         </w:rPr>
-        <w:t xml:space="preserve">1.2.6. Implementación de reportes</w:t>
+        <w:t>1.2.6. Desarrollo de dashboard y monitoreo</w:t>
       </w:r>
     </w:p>
     <w:p>
@@ -338,7 +338,7 @@
         <w:rPr>
           <w:rtl w:val="0"/>
         </w:rPr>
-        <w:t xml:space="preserve">1.2.7. Integración de componentes</w:t>
+        <w:t>1.2.7. Implementación de reportes</w:t>
       </w:r>
     </w:p>
     <w:p>
@@ -353,7 +353,22 @@
         <w:rPr>
           <w:rtl w:val="0"/>
         </w:rPr>
-        <w:t xml:space="preserve">1.2.8. Pruebas funcionales y de integración</w:t>
+        <w:t>1.2.8. Integración de componentes</w:t>
+      </w:r>
+    </w:p>
+    <w:p>
+      <w:pPr>
+        <w:numPr>
+          <w:ilvl w:val="2"/>
+          <w:numId w:val="1"/>
+        </w:numPr>
+        <w:ind w:left="2160" w:hanging="360"/>
+      </w:pPr>
+      <w:r>
+        <w:rPr>
+          <w:rtl w:val="0"/>
+        </w:rPr>
+        <w:t>1.2.9. Pruebas funcionales y de integración</w:t>
       </w:r>
     </w:p>
     <w:p>
@@ -689,7 +704,7 @@
               <w:rPr>
                 <w:rtl w:val="0"/>
               </w:rPr>
-              <w:t xml:space="preserve">Pipelines ETL, módulos de IA, dashboard interactivo, módulo de reportabilidad y suite de pruebas.</w:t>
+              <w:t>Módulo de recepción por correo y extracción de documentos (OCR/IA), pipelines ETL, módulos de IA, dashboard interactivo, módulo de reportabilidad y suite de pruebas.</w:t>
             </w:r>
           </w:p>
         </w:tc>
@@ -889,30 +904,30 @@
         <w:rPr>
           <w:rtl w:val="0"/>
         </w:rPr>
-        <w:t xml:space="preserve">1.1.1. Levantamiento de requerimientos (RF01 a RF11)</w:t>
-      </w:r>
-    </w:p>
-    <w:p>
-      <w:pPr>
-        <w:numPr>
-          <w:ilvl w:val="0"/>
-          <w:numId w:val="1"/>
-        </w:numPr>
-        <w:ind w:left="720" w:hanging="360"/>
-      </w:pPr>
-      <w:r>
-        <w:rPr>
-          <w:b w:val="1"/>
-          <w:bCs w:val="1"/>
-          <w:rtl w:val="0"/>
-        </w:rPr>
-        <w:t xml:space="preserve">Descripción:</w:t>
-      </w:r>
-      <w:r>
-        <w:rPr>
-          <w:rtl w:val="0"/>
-        </w:rPr>
-        <w:t xml:space="preserve"> Identificación, especificación y validación de los requerimientos funcionales del sistema (RF01 al RF11) junto a los stakeholders claves del proyecto.</w:t>
+        <w:t>1.1.1. Levantamiento de requerimientos (RF01 a RF12)</w:t>
+      </w:r>
+    </w:p>
+    <w:p>
+      <w:pPr>
+        <w:numPr>
+          <w:ilvl w:val="0"/>
+          <w:numId w:val="1"/>
+        </w:numPr>
+        <w:ind w:left="720" w:hanging="360"/>
+      </w:pPr>
+      <w:r>
+        <w:rPr>
+          <w:b w:val="1"/>
+          <w:bCs w:val="1"/>
+          <w:rtl w:val="0"/>
+        </w:rPr>
+        <w:t>Descripción:</w:t>
+      </w:r>
+      <w:r>
+        <w:rPr>
+          <w:rtl w:val="0"/>
+        </w:rPr>
+        <w:t xml:space="preserve"> Identificación, especificación y validación de los requerimientos funcionales del sistema (RF01 al RF12) junto a los stakeholders claves del proyecto.</w:t>
       </w:r>
     </w:p>
     <w:p>
@@ -995,7 +1010,7 @@
         <w:rPr>
           <w:rtl w:val="0"/>
         </w:rPr>
-        <w:t xml:space="preserve"> Tomas Catalán Madariaga</w:t>
+        <w:t xml:space="preserve"> María Trinidad Gaete</w:t>
       </w:r>
     </w:p>
     <w:p>
@@ -1055,7 +1070,7 @@
         <w:rPr>
           <w:rtl w:val="0"/>
         </w:rPr>
-        <w:t xml:space="preserve"> David Muñoz Bravo</w:t>
+        <w:t xml:space="preserve"> Tomas Catalán Madariaga</w:t>
       </w:r>
     </w:p>
     <w:p>
@@ -1115,7 +1130,7 @@
         <w:rPr>
           <w:rtl w:val="0"/>
         </w:rPr>
-        <w:t xml:space="preserve"> Héctor Sanhueza Castro</w:t>
+        <w:t xml:space="preserve"> David Muñoz Bravo</w:t>
       </w:r>
     </w:p>
     <w:p>
@@ -1175,7 +1190,7 @@
         <w:rPr>
           <w:rtl w:val="0"/>
         </w:rPr>
-        <w:t xml:space="preserve"> María Trinidad Gaete</w:t>
+        <w:t xml:space="preserve"> Tomas Catalán Madariaga</w:t>
       </w:r>
     </w:p>
     <w:p>
@@ -1243,7 +1258,67 @@
         <w:rPr>
           <w:rtl w:val="0"/>
         </w:rPr>
-        <w:t xml:space="preserve">1.2.1. Implementación del ETL</w:t>
+        <w:t>1.2.1. Recepción por correo y extracción de documentos (OCR/IA)</w:t>
+      </w:r>
+    </w:p>
+    <w:p>
+      <w:pPr>
+        <w:numPr>
+          <w:ilvl w:val="0"/>
+          <w:numId w:val="1"/>
+        </w:numPr>
+        <w:ind w:left="720" w:hanging="360"/>
+      </w:pPr>
+      <w:r>
+        <w:rPr>
+          <w:b w:val="1"/>
+          <w:bCs w:val="1"/>
+          <w:rtl w:val="0"/>
+        </w:rPr>
+        <w:t>Descripción:</w:t>
+      </w:r>
+      <w:r>
+        <w:rPr>
+          <w:rtl w:val="0"/>
+        </w:rPr>
+        <w:t xml:space="preserve"> Desarrollo del módulo que lee la casilla de correo institucional, descarga los adjuntos enviados por la TGR y convierte los documentos no estructurados (PDF con texto, PDF escaneados y fotografías) a la plantilla estándar de carga mediante extracción de tablas, OCR e IA con visión, asignando un nivel de confianza a cada registro (RF01, RF12 y RN05). Alcance: Excel/CSV, PDF con texto y escaneos o fotografías de nóminas en formato tabular.</w:t>
+      </w:r>
+    </w:p>
+    <w:p>
+      <w:pPr>
+        <w:numPr>
+          <w:ilvl w:val="0"/>
+          <w:numId w:val="1"/>
+        </w:numPr>
+        <w:ind w:left="720" w:hanging="360"/>
+      </w:pPr>
+      <w:r>
+        <w:rPr>
+          <w:b w:val="1"/>
+          <w:bCs w:val="1"/>
+          <w:rtl w:val="0"/>
+        </w:rPr>
+        <w:t>Responsable:</w:t>
+      </w:r>
+      <w:r>
+        <w:rPr>
+          <w:rtl w:val="0"/>
+        </w:rPr>
+        <w:t xml:space="preserve"> Héctor Sanhueza Castro</w:t>
+      </w:r>
+    </w:p>
+    <w:p>
+      <w:pPr>
+        <w:pStyle w:val="Heading2"/>
+        <w:rPr/>
+      </w:pPr>
+      <w:bookmarkStart w:colFirst="0" w:colLast="0" w:name="_h6glrbsmgefk" w:id="12"/>
+      <w:bookmarkEnd w:id="12"/>
+      <w:r>
+        <w:rPr>
+          <w:rtl w:val="0"/>
+        </w:rPr>
+        <w:t>1.2.2. Implementación del ETL</w:t>
       </w:r>
     </w:p>
     <w:p>
@@ -1289,7 +1364,7 @@
         <w:rPr>
           <w:rtl w:val="0"/>
         </w:rPr>
-        <w:t xml:space="preserve"> María Trinidad Gaete</w:t>
+        <w:t xml:space="preserve"> Tomas Catalán Madariaga</w:t>
       </w:r>
     </w:p>
     <w:p>
@@ -1303,7 +1378,7 @@
         <w:rPr>
           <w:rtl w:val="0"/>
         </w:rPr>
-        <w:t xml:space="preserve">1.2.2. Implementación de validaciones y reglas de negocio</w:t>
+        <w:t>1.2.3. Implementación de validaciones y reglas de negocio</w:t>
       </w:r>
     </w:p>
     <w:p>
@@ -1349,7 +1424,7 @@
         <w:rPr>
           <w:rtl w:val="0"/>
         </w:rPr>
-        <w:t xml:space="preserve"> Tomas Catalán Madariaga</w:t>
+        <w:t xml:space="preserve"> David Muñoz Bravo</w:t>
       </w:r>
     </w:p>
     <w:p>
@@ -1363,7 +1438,7 @@
         <w:rPr>
           <w:rtl w:val="0"/>
         </w:rPr>
-        <w:t xml:space="preserve">1.2.3. Comparación histórica y trazabilidad</w:t>
+        <w:t>1.2.4. Comparación histórica y trazabilidad</w:t>
       </w:r>
     </w:p>
     <w:p>
@@ -1409,7 +1484,7 @@
         <w:rPr>
           <w:rtl w:val="0"/>
         </w:rPr>
-        <w:t xml:space="preserve"> David Muñoz Bravo</w:t>
+        <w:t xml:space="preserve"> Tomas Catalán Madariaga</w:t>
       </w:r>
     </w:p>
     <w:p>
@@ -1423,7 +1498,7 @@
         <w:rPr>
           <w:rtl w:val="0"/>
         </w:rPr>
-        <w:t xml:space="preserve">1.2.4. Implementación del componente de IA</w:t>
+        <w:t>1.2.5. Implementación del componente de IA (detección de anomalías)</w:t>
       </w:r>
     </w:p>
     <w:p>
@@ -1483,7 +1558,7 @@
         <w:rPr>
           <w:rtl w:val="0"/>
         </w:rPr>
-        <w:t xml:space="preserve">1.2.5. Desarrollo de dashboard y monitoreo</w:t>
+        <w:t>1.2.6. Desarrollo de dashboard y monitoreo</w:t>
       </w:r>
     </w:p>
     <w:p>
@@ -1529,7 +1604,7 @@
         <w:rPr>
           <w:rtl w:val="0"/>
         </w:rPr>
-        <w:t xml:space="preserve"> María Trinidad Gaete</w:t>
+        <w:t xml:space="preserve"> David Muñoz Bravo</w:t>
       </w:r>
     </w:p>
     <w:p>
@@ -1543,7 +1618,7 @@
         <w:rPr>
           <w:rtl w:val="0"/>
         </w:rPr>
-        <w:t xml:space="preserve">1.2.6. Implementación de reportes</w:t>
+        <w:t>1.2.7. Implementación de reportes</w:t>
       </w:r>
     </w:p>
     <w:p>
@@ -1589,7 +1664,7 @@
         <w:rPr>
           <w:rtl w:val="0"/>
         </w:rPr>
-        <w:t xml:space="preserve"> Tomas Catalán Madariaga</w:t>
+        <w:t xml:space="preserve"> David Muñoz Bravo</w:t>
       </w:r>
     </w:p>
     <w:p>
@@ -1603,7 +1678,7 @@
         <w:rPr>
           <w:rtl w:val="0"/>
         </w:rPr>
-        <w:t xml:space="preserve">1.2.7. Integración de componentes</w:t>
+        <w:t>1.2.8. Integración de componentes</w:t>
       </w:r>
     </w:p>
     <w:p>
@@ -1649,7 +1724,7 @@
         <w:rPr>
           <w:rtl w:val="0"/>
         </w:rPr>
-        <w:t xml:space="preserve"> David Muñoz Bravo</w:t>
+        <w:t xml:space="preserve"> Tomas Catalán Madariaga, David Muñoz Bravo y Héctor Sanhueza Castro</w:t>
       </w:r>
     </w:p>
     <w:p>
@@ -1663,7 +1738,7 @@
         <w:rPr>
           <w:rtl w:val="0"/>
         </w:rPr>
-        <w:t xml:space="preserve">1.2.8. Pruebas funcionales y de integración</w:t>
+        <w:t>1.2.9. Pruebas funcionales y de integración</w:t>
       </w:r>
     </w:p>
     <w:p>

--- a/Fase 2/Evidencias Proyecto/Evidencias de Documentación/Planificación Inicial/EDT e Hitos de Desarrollo - TTDH Automation.docx
+++ b/Fase 2/Evidencias Proyecto/Evidencias de Documentación/Planificación Inicial/EDT e Hitos de Desarrollo - TTDH Automation.docx
@@ -248,7 +248,7 @@
         <w:rPr>
           <w:rtl w:val="0"/>
         </w:rPr>
-        <w:t>1.2.1. Recepción por correo y extracción de documentos (OCR/IA)</w:t>
+        <w:t>1.2.1. Configuración del entorno de desarrollo y datos simulados</w:t>
       </w:r>
     </w:p>
     <w:p>
@@ -263,7 +263,7 @@
         <w:rPr>
           <w:rtl w:val="0"/>
         </w:rPr>
-        <w:t>1.2.2. Implementación del ETL</w:t>
+        <w:t>1.2.2. Recepción por correo y extracción de documentos (OCR/IA)</w:t>
       </w:r>
     </w:p>
     <w:p>
@@ -278,7 +278,7 @@
         <w:rPr>
           <w:rtl w:val="0"/>
         </w:rPr>
-        <w:t>1.2.3. Implementación de validaciones y reglas de negocio</w:t>
+        <w:t>1.2.3. Implementación del ETL</w:t>
       </w:r>
     </w:p>
     <w:p>
@@ -293,7 +293,7 @@
         <w:rPr>
           <w:rtl w:val="0"/>
         </w:rPr>
-        <w:t>1.2.4. Comparación histórica y trazabilidad</w:t>
+        <w:t>1.2.4. Implementación de validaciones y reglas de negocio</w:t>
       </w:r>
     </w:p>
     <w:p>
@@ -308,7 +308,7 @@
         <w:rPr>
           <w:rtl w:val="0"/>
         </w:rPr>
-        <w:t>1.2.5. Implementación del componente de IA (detección de anomalías)</w:t>
+        <w:t>1.2.5. Comparación histórica y trazabilidad</w:t>
       </w:r>
     </w:p>
     <w:p>
@@ -323,7 +323,7 @@
         <w:rPr>
           <w:rtl w:val="0"/>
         </w:rPr>
-        <w:t>1.2.6. Desarrollo de dashboard y monitoreo</w:t>
+        <w:t>1.2.6. Implementación del componente de IA (detección de anomalías)</w:t>
       </w:r>
     </w:p>
     <w:p>
@@ -338,7 +338,7 @@
         <w:rPr>
           <w:rtl w:val="0"/>
         </w:rPr>
-        <w:t>1.2.7. Implementación de reportes</w:t>
+        <w:t>1.2.7. Desarrollo de dashboard y monitoreo</w:t>
       </w:r>
     </w:p>
     <w:p>
@@ -353,7 +353,7 @@
         <w:rPr>
           <w:rtl w:val="0"/>
         </w:rPr>
-        <w:t>1.2.8. Integración de componentes</w:t>
+        <w:t>1.2.8. Implementación de reportes</w:t>
       </w:r>
     </w:p>
     <w:p>
@@ -368,7 +368,22 @@
         <w:rPr>
           <w:rtl w:val="0"/>
         </w:rPr>
-        <w:t>1.2.9. Pruebas funcionales y de integración</w:t>
+        <w:t>1.2.9. Integración de componentes</w:t>
+      </w:r>
+    </w:p>
+    <w:p>
+      <w:pPr>
+        <w:numPr>
+          <w:ilvl w:val="2"/>
+          <w:numId w:val="1"/>
+        </w:numPr>
+        <w:ind w:left="2160" w:hanging="360"/>
+      </w:pPr>
+      <w:r>
+        <w:rPr>
+          <w:rtl w:val="0"/>
+        </w:rPr>
+        <w:t>1.2.10. Pruebas funcionales y de integración</w:t>
       </w:r>
     </w:p>
     <w:p>
@@ -704,7 +719,7 @@
               <w:rPr>
                 <w:rtl w:val="0"/>
               </w:rPr>
-              <w:t>Módulo de recepción por correo y extracción de documentos (OCR/IA), pipelines ETL, módulos de IA, dashboard interactivo, módulo de reportabilidad y suite de pruebas.</w:t>
+              <w:t xml:space="preserve">Entorno de desarrollo y datos simulados, módulo de recepción por correo y extracción de documentos (OCR/IA), pipelines ETL, módulos de IA, dashboard interactivo, módulo de reportabilidad y suite de pruebas.</w:t>
             </w:r>
           </w:p>
         </w:tc>
@@ -1252,36 +1267,94 @@
         <w:pStyle w:val="Heading2"/>
         <w:rPr/>
       </w:pPr>
+      <w:r>
+        <w:rPr>
+          <w:rtl w:val="0"/>
+        </w:rPr>
+        <w:t xml:space="preserve">1.2.1. Configuración del entorno de desarrollo y datos simulados</w:t>
+      </w:r>
+    </w:p>
+    <w:p>
+      <w:pPr>
+        <w:numPr>
+          <w:ilvl w:val="0"/>
+          <w:numId w:val="1"/>
+        </w:numPr>
+        <w:ind w:left="720" w:hanging="360"/>
+      </w:pPr>
+      <w:r>
+        <w:rPr>
+          <w:b w:val="1"/>
+          <w:bCs w:val="1"/>
+          <w:rtl w:val="0"/>
+        </w:rPr>
+        <w:t xml:space="preserve">Descripción:</w:t>
+      </w:r>
+      <w:r>
+        <w:rPr>
+          <w:rtl w:val="0"/>
+        </w:rPr>
+        <w:t xml:space="preserve"> Configuración del entorno de desarrollo compartido (repositorio GitHub, base de datos SQL Server, proyecto Python para la API, el ETL y la IA, y proyecto React para la interfaz) y generación de un conjunto de datos y documentos simulados (Excel, CSV, PDF y escaneos) para desarrollar y probar los módulos sin utilizar datos reales. Actividad incorporada a partir del monitoreo de la Fase 2.</w:t>
+      </w:r>
+    </w:p>
+    <w:p>
+      <w:pPr>
+        <w:numPr>
+          <w:ilvl w:val="0"/>
+          <w:numId w:val="1"/>
+        </w:numPr>
+        <w:ind w:left="720" w:hanging="360"/>
+      </w:pPr>
+      <w:r>
+        <w:rPr>
+          <w:b w:val="1"/>
+          <w:bCs w:val="1"/>
+          <w:rtl w:val="0"/>
+        </w:rPr>
+        <w:t xml:space="preserve">Responsable:</w:t>
+      </w:r>
+      <w:r>
+        <w:rPr>
+          <w:rtl w:val="0"/>
+        </w:rPr>
+        <w:t xml:space="preserve"> Tomas Catalán Madariaga y David Muñoz Bravo (entorno); María Trinidad Gaete y Héctor Sanhueza Castro (datos simulados)</w:t>
+      </w:r>
+    </w:p>
+    <w:p>
+      <w:pPr>
+        <w:pStyle w:val="Heading2"/>
+        <w:rPr/>
+      </w:pPr>
       <w:bookmarkStart w:colFirst="0" w:colLast="0" w:name="_h6glrbsmgefk" w:id="12"/>
       <w:bookmarkEnd w:id="12"/>
       <w:r>
         <w:rPr>
           <w:rtl w:val="0"/>
         </w:rPr>
-        <w:t>1.2.1. Recepción por correo y extracción de documentos (OCR/IA)</w:t>
-      </w:r>
-    </w:p>
-    <w:p>
-      <w:pPr>
-        <w:numPr>
-          <w:ilvl w:val="0"/>
-          <w:numId w:val="1"/>
-        </w:numPr>
-        <w:ind w:left="720" w:hanging="360"/>
-      </w:pPr>
-      <w:r>
-        <w:rPr>
-          <w:b w:val="1"/>
-          <w:bCs w:val="1"/>
-          <w:rtl w:val="0"/>
-        </w:rPr>
-        <w:t>Descripción:</w:t>
-      </w:r>
-      <w:r>
-        <w:rPr>
-          <w:rtl w:val="0"/>
-        </w:rPr>
-        <w:t xml:space="preserve"> Desarrollo del módulo que lee la casilla de correo institucional, descarga los adjuntos enviados por la TGR y convierte los documentos no estructurados (PDF con texto, PDF escaneados y fotografías) a la plantilla estándar de carga mediante extracción de tablas, OCR e IA con visión, asignando un nivel de confianza a cada registro (RF01, RF12 y RN05). Alcance: Excel/CSV, PDF con texto y escaneos o fotografías de nóminas en formato tabular.</w:t>
+        <w:t>1.2.2. Recepción por correo y extracción de documentos (OCR/IA)</w:t>
+      </w:r>
+    </w:p>
+    <w:p>
+      <w:pPr>
+        <w:numPr>
+          <w:ilvl w:val="0"/>
+          <w:numId w:val="1"/>
+        </w:numPr>
+        <w:ind w:left="720" w:hanging="360"/>
+      </w:pPr>
+      <w:r>
+        <w:rPr>
+          <w:b w:val="1"/>
+          <w:bCs w:val="1"/>
+          <w:rtl w:val="0"/>
+        </w:rPr>
+        <w:t xml:space="preserve">Descripción:</w:t>
+      </w:r>
+      <w:r>
+        <w:rPr>
+          <w:rtl w:val="0"/>
+        </w:rPr>
+        <w:t xml:space="preserve"> Desarrollo del módulo que lee la casilla de correo institucional, descarga los adjuntos enviados por la TGR y convierte los documentos no estructurados (PDF con texto, PDF escaneados y fotografías) a la plantilla estándar de carga mediante extracción de tablas y OCR local con Tesseract, asignando un nivel de confianza a cada registro (RF01, RF12 y RN05). Alcance: Excel/CSV, PDF con texto y escaneos o fotografías de nóminas en formato tabular.</w:t>
       </w:r>
     </w:p>
     <w:p>
@@ -1318,7 +1391,7 @@
         <w:rPr>
           <w:rtl w:val="0"/>
         </w:rPr>
-        <w:t>1.2.2. Implementación del ETL</w:t>
+        <w:t>1.2.3. Implementación del ETL</w:t>
       </w:r>
     </w:p>
     <w:p>
@@ -1378,7 +1451,7 @@
         <w:rPr>
           <w:rtl w:val="0"/>
         </w:rPr>
-        <w:t>1.2.3. Implementación de validaciones y reglas de negocio</w:t>
+        <w:t>1.2.4. Implementación de validaciones y reglas de negocio</w:t>
       </w:r>
     </w:p>
     <w:p>
@@ -1438,7 +1511,7 @@
         <w:rPr>
           <w:rtl w:val="0"/>
         </w:rPr>
-        <w:t>1.2.4. Comparación histórica y trazabilidad</w:t>
+        <w:t>1.2.5. Comparación histórica y trazabilidad</w:t>
       </w:r>
     </w:p>
     <w:p>
@@ -1498,7 +1571,7 @@
         <w:rPr>
           <w:rtl w:val="0"/>
         </w:rPr>
-        <w:t>1.2.5. Implementación del componente de IA (detección de anomalías)</w:t>
+        <w:t>1.2.6. Implementación del componente de IA (detección de anomalías)</w:t>
       </w:r>
     </w:p>
     <w:p>
@@ -1558,7 +1631,7 @@
         <w:rPr>
           <w:rtl w:val="0"/>
         </w:rPr>
-        <w:t>1.2.6. Desarrollo de dashboard y monitoreo</w:t>
+        <w:t>1.2.7. Desarrollo de dashboard y monitoreo</w:t>
       </w:r>
     </w:p>
     <w:p>
@@ -1618,7 +1691,7 @@
         <w:rPr>
           <w:rtl w:val="0"/>
         </w:rPr>
-        <w:t>1.2.7. Implementación de reportes</w:t>
+        <w:t>1.2.8. Implementación de reportes</w:t>
       </w:r>
     </w:p>
     <w:p>
@@ -1678,7 +1751,7 @@
         <w:rPr>
           <w:rtl w:val="0"/>
         </w:rPr>
-        <w:t>1.2.8. Integración de componentes</w:t>
+        <w:t>1.2.9. Integración de componentes</w:t>
       </w:r>
     </w:p>
     <w:p>
@@ -1738,7 +1811,7 @@
         <w:rPr>
           <w:rtl w:val="0"/>
         </w:rPr>
-        <w:t>1.2.9. Pruebas funcionales y de integración</w:t>
+        <w:t>1.2.10. Pruebas funcionales y de integración</w:t>
       </w:r>
     </w:p>
     <w:p>
